--- a/hin/docx/025.content.docx
+++ b/hin/docx/025.content.docx
@@ -384,18 +384,12 @@
           <w:lang w:val="hi_IN" w:bidi="hi_IN"/>
         </w:rPr>
       </w:r>
-      <w:hyperlink r:id="rId13">
-        <w:r>
-          <w:rPr>
-            <w:lang w:val="hi_IN" w:bidi="hi_IN"/>
-          </w:rPr>
-          <w:rPr>
-            <w:color w:val="0000EE"/>
-            <w:u w:val="single"/>
-          </w:rPr>
-          <w:t>1 यूहन्ना 04:17–18</w:t>
-        </w:r>
-      </w:hyperlink>
+      <w:r>
+        <w:rPr>
+          <w:lang w:val="hi_IN" w:bidi="hi_IN"/>
+        </w:rPr>
+        <w:t>1 यूहन्ना 04:17–18</w:t>
+      </w:r>
     </w:p>
     <w:p>
       <w:pPr>
@@ -408,18 +402,12 @@
           <w:lang w:val="hi_IN" w:bidi="hi_IN"/>
         </w:rPr>
       </w:r>
-      <w:hyperlink r:id="rId14">
-        <w:r>
-          <w:rPr>
-            <w:lang w:val="hi_IN" w:bidi="hi_IN"/>
-          </w:rPr>
-          <w:rPr>
-            <w:color w:val="0000EE"/>
-            <w:u w:val="single"/>
-          </w:rPr>
-          <w:t>प्रे.का. 02:43–45</w:t>
-        </w:r>
-      </w:hyperlink>
+      <w:r>
+        <w:rPr>
+          <w:lang w:val="hi_IN" w:bidi="hi_IN"/>
+        </w:rPr>
+        <w:t>प्रे.का. 02:43–45</w:t>
+      </w:r>
     </w:p>
     <w:p>
       <w:pPr>
@@ -432,18 +420,12 @@
           <w:lang w:val="hi_IN" w:bidi="hi_IN"/>
         </w:rPr>
       </w:r>
-      <w:hyperlink r:id="rId15">
-        <w:r>
-          <w:rPr>
-            <w:lang w:val="hi_IN" w:bidi="hi_IN"/>
-          </w:rPr>
-          <w:rPr>
-            <w:color w:val="0000EE"/>
-            <w:u w:val="single"/>
-          </w:rPr>
-          <w:t>प्रे.का. 19:15–17</w:t>
-        </w:r>
-      </w:hyperlink>
+      <w:r>
+        <w:rPr>
+          <w:lang w:val="hi_IN" w:bidi="hi_IN"/>
+        </w:rPr>
+        <w:t>प्रे.का. 19:15–17</w:t>
+      </w:r>
     </w:p>
     <w:p>
       <w:pPr>
@@ -456,18 +438,12 @@
           <w:lang w:val="hi_IN" w:bidi="hi_IN"/>
         </w:rPr>
       </w:r>
-      <w:hyperlink r:id="rId16">
-        <w:r>
-          <w:rPr>
-            <w:lang w:val="hi_IN" w:bidi="hi_IN"/>
-          </w:rPr>
-          <w:rPr>
-            <w:color w:val="0000EE"/>
-            <w:u w:val="single"/>
-          </w:rPr>
-          <w:t>उत्पत्ति 50:18–21</w:t>
-        </w:r>
-      </w:hyperlink>
+      <w:r>
+        <w:rPr>
+          <w:lang w:val="hi_IN" w:bidi="hi_IN"/>
+        </w:rPr>
+        <w:t>उत्पत्ति 50:18–21</w:t>
+      </w:r>
     </w:p>
     <w:p>
       <w:pPr>
@@ -480,18 +456,12 @@
           <w:lang w:val="hi_IN" w:bidi="hi_IN"/>
         </w:rPr>
       </w:r>
-      <w:hyperlink r:id="rId17">
-        <w:r>
-          <w:rPr>
-            <w:lang w:val="hi_IN" w:bidi="hi_IN"/>
-          </w:rPr>
-          <w:rPr>
-            <w:color w:val="0000EE"/>
-            <w:u w:val="single"/>
-          </w:rPr>
-          <w:t>यशायाह 11:3–5</w:t>
-        </w:r>
-      </w:hyperlink>
+      <w:r>
+        <w:rPr>
+          <w:lang w:val="hi_IN" w:bidi="hi_IN"/>
+        </w:rPr>
+        <w:t>यशायाह 11:3–5</w:t>
+      </w:r>
     </w:p>
     <w:p>
       <w:pPr>
@@ -504,18 +474,12 @@
           <w:lang w:val="hi_IN" w:bidi="hi_IN"/>
         </w:rPr>
       </w:r>
-      <w:hyperlink r:id="rId18">
-        <w:r>
-          <w:rPr>
-            <w:lang w:val="hi_IN" w:bidi="hi_IN"/>
-          </w:rPr>
-          <w:rPr>
-            <w:color w:val="0000EE"/>
-            <w:u w:val="single"/>
-          </w:rPr>
-          <w:t>अय्यूब 06:14–17</w:t>
-        </w:r>
-      </w:hyperlink>
+      <w:r>
+        <w:rPr>
+          <w:lang w:val="hi_IN" w:bidi="hi_IN"/>
+        </w:rPr>
+        <w:t>अय्यूब 06:14–17</w:t>
+      </w:r>
     </w:p>
     <w:p>
       <w:pPr>
@@ -528,18 +492,12 @@
           <w:lang w:val="hi_IN" w:bidi="hi_IN"/>
         </w:rPr>
       </w:r>
-      <w:hyperlink r:id="rId19">
-        <w:r>
-          <w:rPr>
-            <w:lang w:val="hi_IN" w:bidi="hi_IN"/>
-          </w:rPr>
-          <w:rPr>
-            <w:color w:val="0000EE"/>
-            <w:u w:val="single"/>
-          </w:rPr>
-          <w:t>योना 01:8–10</w:t>
-        </w:r>
-      </w:hyperlink>
+      <w:r>
+        <w:rPr>
+          <w:lang w:val="hi_IN" w:bidi="hi_IN"/>
+        </w:rPr>
+        <w:t>योना 01:8–10</w:t>
+      </w:r>
     </w:p>
     <w:p>
       <w:pPr>
@@ -552,18 +510,12 @@
           <w:lang w:val="hi_IN" w:bidi="hi_IN"/>
         </w:rPr>
       </w:r>
-      <w:hyperlink r:id="rId20">
-        <w:r>
-          <w:rPr>
-            <w:lang w:val="hi_IN" w:bidi="hi_IN"/>
-          </w:rPr>
-          <w:rPr>
-            <w:color w:val="0000EE"/>
-            <w:u w:val="single"/>
-          </w:rPr>
-          <w:t>लूका 12:4–5</w:t>
-        </w:r>
-      </w:hyperlink>
+      <w:r>
+        <w:rPr>
+          <w:lang w:val="hi_IN" w:bidi="hi_IN"/>
+        </w:rPr>
+        <w:t>लूका 12:4–5</w:t>
+      </w:r>
     </w:p>
     <w:p>
       <w:pPr>
@@ -576,18 +528,12 @@
           <w:lang w:val="hi_IN" w:bidi="hi_IN"/>
         </w:rPr>
       </w:r>
-      <w:hyperlink r:id="rId21">
-        <w:r>
-          <w:rPr>
-            <w:lang w:val="hi_IN" w:bidi="hi_IN"/>
-          </w:rPr>
-          <w:rPr>
-            <w:color w:val="0000EE"/>
-            <w:u w:val="single"/>
-          </w:rPr>
-          <w:t>मत्ती 10:28–31</w:t>
-        </w:r>
-      </w:hyperlink>
+      <w:r>
+        <w:rPr>
+          <w:lang w:val="hi_IN" w:bidi="hi_IN"/>
+        </w:rPr>
+        <w:t>मत्ती 10:28–31</w:t>
+      </w:r>
     </w:p>
     <w:p>
       <w:pPr>
@@ -600,18 +546,12 @@
           <w:lang w:val="hi_IN" w:bidi="hi_IN"/>
         </w:rPr>
       </w:r>
-      <w:hyperlink r:id="rId22">
-        <w:r>
-          <w:rPr>
-            <w:lang w:val="hi_IN" w:bidi="hi_IN"/>
-          </w:rPr>
-          <w:rPr>
-            <w:color w:val="0000EE"/>
-            <w:u w:val="single"/>
-          </w:rPr>
-          <w:t>नीतिवचन 10:24–25</w:t>
-        </w:r>
-      </w:hyperlink>
+      <w:r>
+        <w:rPr>
+          <w:lang w:val="hi_IN" w:bidi="hi_IN"/>
+        </w:rPr>
+        <w:t>नीतिवचन 10:24–25</w:t>
+      </w:r>
     </w:p>
     <w:p>
       <w:pPr>
@@ -891,18 +831,12 @@
           <w:lang w:val="hi_IN" w:bidi="hi_IN"/>
         </w:rPr>
       </w:r>
-      <w:hyperlink r:id="rId23">
-        <w:r>
-          <w:rPr>
-            <w:lang w:val="hi_IN" w:bidi="hi_IN"/>
-          </w:rPr>
-          <w:rPr>
-            <w:color w:val="0000EE"/>
-            <w:u w:val="single"/>
-          </w:rPr>
-          <w:t>व्यवस्थाविवरण 2:25</w:t>
-        </w:r>
-      </w:hyperlink>
+      <w:r>
+        <w:rPr>
+          <w:lang w:val="hi_IN" w:bidi="hi_IN"/>
+        </w:rPr>
+        <w:t>व्यवस्थाविवरण 2:25</w:t>
+      </w:r>
     </w:p>
     <w:p>
       <w:pPr>
@@ -915,18 +849,12 @@
           <w:lang w:val="hi_IN" w:bidi="hi_IN"/>
         </w:rPr>
       </w:r>
-      <w:hyperlink r:id="rId24">
-        <w:r>
-          <w:rPr>
-            <w:lang w:val="hi_IN" w:bidi="hi_IN"/>
-          </w:rPr>
-          <w:rPr>
-            <w:color w:val="0000EE"/>
-            <w:u w:val="single"/>
-          </w:rPr>
-          <w:t>निर्गमन 14:10</w:t>
-        </w:r>
-      </w:hyperlink>
+      <w:r>
+        <w:rPr>
+          <w:lang w:val="hi_IN" w:bidi="hi_IN"/>
+        </w:rPr>
+        <w:t>निर्गमन 14:10</w:t>
+      </w:r>
     </w:p>
     <w:p>
       <w:pPr>
@@ -939,18 +867,12 @@
           <w:lang w:val="hi_IN" w:bidi="hi_IN"/>
         </w:rPr>
       </w:r>
-      <w:hyperlink r:id="rId25">
-        <w:r>
-          <w:rPr>
-            <w:lang w:val="hi_IN" w:bidi="hi_IN"/>
-          </w:rPr>
-          <w:rPr>
-            <w:color w:val="0000EE"/>
-            <w:u w:val="single"/>
-          </w:rPr>
-          <w:t>लूका 21:9</w:t>
-        </w:r>
-      </w:hyperlink>
+      <w:r>
+        <w:rPr>
+          <w:lang w:val="hi_IN" w:bidi="hi_IN"/>
+        </w:rPr>
+        <w:t>लूका 21:9</w:t>
+      </w:r>
     </w:p>
     <w:p>
       <w:pPr>
@@ -963,18 +885,12 @@
           <w:lang w:val="hi_IN" w:bidi="hi_IN"/>
         </w:rPr>
       </w:r>
-      <w:hyperlink r:id="rId26">
-        <w:r>
-          <w:rPr>
-            <w:lang w:val="hi_IN" w:bidi="hi_IN"/>
-          </w:rPr>
-          <w:rPr>
-            <w:color w:val="0000EE"/>
-            <w:u w:val="single"/>
-          </w:rPr>
-          <w:t>मरकुस 6:48–50</w:t>
-        </w:r>
-      </w:hyperlink>
+      <w:r>
+        <w:rPr>
+          <w:lang w:val="hi_IN" w:bidi="hi_IN"/>
+        </w:rPr>
+        <w:t>मरकुस 6:48–50</w:t>
+      </w:r>
     </w:p>
     <w:p>
       <w:pPr>
@@ -1148,18 +1064,12 @@
           <w:lang w:val="hi_IN" w:bidi="hi_IN"/>
         </w:rPr>
       </w:r>
-      <w:hyperlink r:id="rId27">
-        <w:r>
-          <w:rPr>
-            <w:lang w:val="hi_IN" w:bidi="hi_IN"/>
-          </w:rPr>
-          <w:rPr>
-            <w:color w:val="0000EE"/>
-            <w:u w:val="single"/>
-          </w:rPr>
-          <w:t>1 कुरिन्थियों 13:4–7</w:t>
-        </w:r>
-      </w:hyperlink>
+      <w:r>
+        <w:rPr>
+          <w:lang w:val="hi_IN" w:bidi="hi_IN"/>
+        </w:rPr>
+        <w:t>1 कुरिन्थियों 13:4–7</w:t>
+      </w:r>
     </w:p>
     <w:p>
       <w:pPr>
@@ -1172,18 +1082,12 @@
           <w:lang w:val="hi_IN" w:bidi="hi_IN"/>
         </w:rPr>
       </w:r>
-      <w:hyperlink r:id="rId28">
-        <w:r>
-          <w:rPr>
-            <w:lang w:val="hi_IN" w:bidi="hi_IN"/>
-          </w:rPr>
-          <w:rPr>
-            <w:color w:val="0000EE"/>
-            <w:u w:val="single"/>
-          </w:rPr>
-          <w:t>1 पतरस 2:1</w:t>
-        </w:r>
-      </w:hyperlink>
+      <w:r>
+        <w:rPr>
+          <w:lang w:val="hi_IN" w:bidi="hi_IN"/>
+        </w:rPr>
+        <w:t>1 पतरस 2:1</w:t>
+      </w:r>
     </w:p>
     <w:p>
       <w:pPr>
@@ -1196,18 +1100,12 @@
           <w:lang w:val="hi_IN" w:bidi="hi_IN"/>
         </w:rPr>
       </w:r>
-      <w:hyperlink r:id="rId29">
-        <w:r>
-          <w:rPr>
-            <w:lang w:val="hi_IN" w:bidi="hi_IN"/>
-          </w:rPr>
-          <w:rPr>
-            <w:color w:val="0000EE"/>
-            <w:u w:val="single"/>
-          </w:rPr>
-          <w:t>निर्गमन 20:17</w:t>
-        </w:r>
-      </w:hyperlink>
+      <w:r>
+        <w:rPr>
+          <w:lang w:val="hi_IN" w:bidi="hi_IN"/>
+        </w:rPr>
+        <w:t>निर्गमन 20:17</w:t>
+      </w:r>
     </w:p>
     <w:p>
       <w:pPr>
@@ -1220,18 +1118,12 @@
           <w:lang w:val="hi_IN" w:bidi="hi_IN"/>
         </w:rPr>
       </w:r>
-      <w:hyperlink r:id="rId30">
-        <w:r>
-          <w:rPr>
-            <w:lang w:val="hi_IN" w:bidi="hi_IN"/>
-          </w:rPr>
-          <w:rPr>
-            <w:color w:val="0000EE"/>
-            <w:u w:val="single"/>
-          </w:rPr>
-          <w:t>मरकुस 7:20–23</w:t>
-        </w:r>
-      </w:hyperlink>
+      <w:r>
+        <w:rPr>
+          <w:lang w:val="hi_IN" w:bidi="hi_IN"/>
+        </w:rPr>
+        <w:t>मरकुस 7:20–23</w:t>
+      </w:r>
     </w:p>
     <w:p>
       <w:pPr>
@@ -1244,18 +1136,12 @@
           <w:lang w:val="hi_IN" w:bidi="hi_IN"/>
         </w:rPr>
       </w:r>
-      <w:hyperlink r:id="rId31">
-        <w:r>
-          <w:rPr>
-            <w:lang w:val="hi_IN" w:bidi="hi_IN"/>
-          </w:rPr>
-          <w:rPr>
-            <w:color w:val="0000EE"/>
-            <w:u w:val="single"/>
-          </w:rPr>
-          <w:t>नीतिवचन 3:31–32</w:t>
-        </w:r>
-      </w:hyperlink>
+      <w:r>
+        <w:rPr>
+          <w:lang w:val="hi_IN" w:bidi="hi_IN"/>
+        </w:rPr>
+        <w:t>नीतिवचन 3:31–32</w:t>
+      </w:r>
     </w:p>
     <w:p>
       <w:pPr>
@@ -1268,18 +1154,12 @@
           <w:lang w:val="hi_IN" w:bidi="hi_IN"/>
         </w:rPr>
       </w:r>
-      <w:hyperlink r:id="rId32">
-        <w:r>
-          <w:rPr>
-            <w:lang w:val="hi_IN" w:bidi="hi_IN"/>
-          </w:rPr>
-          <w:rPr>
-            <w:color w:val="0000EE"/>
-            <w:u w:val="single"/>
-          </w:rPr>
-          <w:t>रोमियों 1:29</w:t>
-        </w:r>
-      </w:hyperlink>
+      <w:r>
+        <w:rPr>
+          <w:lang w:val="hi_IN" w:bidi="hi_IN"/>
+        </w:rPr>
+        <w:t>रोमियों 1:29</w:t>
+      </w:r>
     </w:p>
     <w:p>
       <w:pPr>
@@ -1501,18 +1381,12 @@
           <w:lang w:val="hi_IN" w:bidi="hi_IN"/>
         </w:rPr>
       </w:r>
-      <w:hyperlink r:id="rId33">
-        <w:r>
-          <w:rPr>
-            <w:lang w:val="hi_IN" w:bidi="hi_IN"/>
-          </w:rPr>
-          <w:rPr>
-            <w:color w:val="0000EE"/>
-            <w:u w:val="single"/>
-          </w:rPr>
-          <w:t>1 इतिहास 09:17–19</w:t>
-        </w:r>
-      </w:hyperlink>
+      <w:r>
+        <w:rPr>
+          <w:lang w:val="hi_IN" w:bidi="hi_IN"/>
+        </w:rPr>
+        <w:t>1 इतिहास 09:17–19</w:t>
+      </w:r>
     </w:p>
     <w:p>
       <w:pPr>
@@ -1525,18 +1399,12 @@
           <w:lang w:val="hi_IN" w:bidi="hi_IN"/>
         </w:rPr>
       </w:r>
-      <w:hyperlink r:id="rId34">
-        <w:r>
-          <w:rPr>
-            <w:lang w:val="hi_IN" w:bidi="hi_IN"/>
-          </w:rPr>
-          <w:rPr>
-            <w:color w:val="0000EE"/>
-            <w:u w:val="single"/>
-          </w:rPr>
-          <w:t>यहेजकेल 09:03</w:t>
-        </w:r>
-      </w:hyperlink>
+      <w:r>
+        <w:rPr>
+          <w:lang w:val="hi_IN" w:bidi="hi_IN"/>
+        </w:rPr>
+        <w:t>यहेजकेल 09:03</w:t>
+      </w:r>
     </w:p>
     <w:p>
       <w:pPr>
@@ -1549,18 +1417,12 @@
           <w:lang w:val="hi_IN" w:bidi="hi_IN"/>
         </w:rPr>
       </w:r>
-      <w:hyperlink r:id="rId35">
-        <w:r>
-          <w:rPr>
-            <w:lang w:val="hi_IN" w:bidi="hi_IN"/>
-          </w:rPr>
-          <w:rPr>
-            <w:color w:val="0000EE"/>
-            <w:u w:val="single"/>
-          </w:rPr>
-          <w:t>यशायाह 06:04</w:t>
-        </w:r>
-      </w:hyperlink>
+      <w:r>
+        <w:rPr>
+          <w:lang w:val="hi_IN" w:bidi="hi_IN"/>
+        </w:rPr>
+        <w:t>यशायाह 06:04</w:t>
+      </w:r>
     </w:p>
     <w:p>
       <w:pPr>
@@ -1573,18 +1435,12 @@
           <w:lang w:val="hi_IN" w:bidi="hi_IN"/>
         </w:rPr>
       </w:r>
-      <w:hyperlink r:id="rId36">
-        <w:r>
-          <w:rPr>
-            <w:lang w:val="hi_IN" w:bidi="hi_IN"/>
-          </w:rPr>
-          <w:rPr>
-            <w:color w:val="0000EE"/>
-            <w:u w:val="single"/>
-          </w:rPr>
-          <w:t>नीतिवचन 17:19</w:t>
-        </w:r>
-      </w:hyperlink>
+      <w:r>
+        <w:rPr>
+          <w:lang w:val="hi_IN" w:bidi="hi_IN"/>
+        </w:rPr>
+        <w:t>नीतिवचन 17:19</w:t>
+      </w:r>
     </w:p>
     <w:p>
       <w:pPr>

--- a/hin/docx/025.content.docx
+++ b/hin/docx/025.content.docx
@@ -299,19 +299,7 @@
         <w:rPr>
           <w:lang w:val="hi_IN" w:bidi="hi_IN"/>
         </w:rPr>
-        <w:t xml:space="preserve">(यह भी देखें: </w:t>
-      </w:r>
-      <w:r>
-        <w:rPr>
-          <w:lang w:val="hi_IN" w:bidi="hi_IN"/>
-        </w:rPr>
-        <w:t>अचम्भा</w:t>
-      </w:r>
-      <w:r>
-        <w:rPr>
-          <w:lang w:val="hi_IN" w:bidi="hi_IN"/>
-        </w:rPr>
-        <w:t xml:space="preserve">, </w:t>
+        <w:t xml:space="preserve">(यह भी देखें: अचम्भा, </w:t>
       </w:r>
       <w:r>
         <w:rPr>
@@ -323,19 +311,7 @@
         <w:rPr>
           <w:lang w:val="hi_IN" w:bidi="hi_IN"/>
         </w:rPr>
-        <w:t xml:space="preserve">, </w:t>
-      </w:r>
-      <w:r>
-        <w:rPr>
-          <w:lang w:val="hi_IN" w:bidi="hi_IN"/>
-        </w:rPr>
-        <w:t>प्रभु</w:t>
-      </w:r>
-      <w:r>
-        <w:rPr>
-          <w:lang w:val="hi_IN" w:bidi="hi_IN"/>
-        </w:rPr>
-        <w:t xml:space="preserve">, </w:t>
+        <w:t xml:space="preserve">, प्रभु, </w:t>
       </w:r>
       <w:r>
         <w:rPr>
@@ -347,19 +323,7 @@
         <w:rPr>
           <w:lang w:val="hi_IN" w:bidi="hi_IN"/>
         </w:rPr>
-        <w:t xml:space="preserve">, </w:t>
-      </w:r>
-      <w:r>
-        <w:rPr>
-          <w:lang w:val="hi_IN" w:bidi="hi_IN"/>
-        </w:rPr>
-        <w:t>सामर्थ्य</w:t>
-      </w:r>
-      <w:r>
-        <w:rPr>
-          <w:lang w:val="hi_IN" w:bidi="hi_IN"/>
-        </w:rPr>
-        <w:t>)</w:t>
+        <w:t>, सामर्थ्य)</w:t>
       </w:r>
     </w:p>
     <w:p>
